--- a/templates/07-to-trinh-lanh-dao/to-trinh-tuan-thu-bao-ve-du-lieu-ca-nhan.docx
+++ b/templates/07-to-trinh-lanh-dao/to-trinh-tuan-thu-bao-ve-du-lieu-ca-nhan.docx
@@ -454,7 +454,7 @@
           <w:sz w:val="26"/>
           <w:szCs w:val="26"/>
         </w:rPr>
-        <w:t xml:space="preserve">Căn cứ Nghị quyết số 22/2026/NQ-CP của Chính phủ về cắt giảm, phân cấp, đơn giản hóa thủ tục hành chính và điều kiện kinh doanh thuộc phạm vi quản lý của Bộ Công an;</w:t>
+        <w:t xml:space="preserve">Căn cứ Nghị quyết số 22/2026/NQ-CP ngày 29 tháng 4 năm 2026 của Chính phủ cắt giảm, phân cấp, đơn giản hóa thủ tục hành chính và cắt giảm, đơn giản hóa điều kiện kinh doanh thuộc phạm vi quản lý của Bộ Công an;</w:t>
       </w:r>
     </w:p>
     <w:p>
@@ -2960,7 +2960,7 @@
           <w:sz w:val="26"/>
           <w:szCs w:val="26"/>
         </w:rPr>
-        <w:t xml:space="preserve"> bao gồm hồ sơ chuyển DLCN xuyên biên giới (Luật 91 Đ20) và nghĩa vụ thông báo vi phạm (Luật 91 Đ23).</w:t>
+        <w:t xml:space="preserve"> bao gồm hồ sơ chuyển DLCN xuyên biên giới (Luật 91 Đ20) và nghĩa vụ thông báo vi phạm (Luật 91 Đ23). Đây là cách đọc theo câu chữ Luật 91 Đ38.2–38.3 (xem Hướng dẫn điền, điểm C14).</w:t>
       </w:r>
     </w:p>
     <w:p>

--- a/templates/07-to-trinh-lanh-dao/to-trinh-tuan-thu-bao-ve-du-lieu-ca-nhan.docx
+++ b/templates/07-to-trinh-lanh-dao/to-trinh-tuan-thu-bao-ve-du-lieu-ca-nhan.docx
@@ -1820,8 +1820,8 @@
       </w:tblPr>
       <w:tblGrid>
         <w:gridCol w:w="715"/>
-        <w:gridCol w:w="3775"/>
-        <w:gridCol w:w="4535"/>
+        <w:gridCol w:w="3719"/>
+        <w:gridCol w:w="4591"/>
       </w:tblGrid>
       <w:tr>
         <w:trPr>
@@ -1868,7 +1868,7 @@
         </w:tc>
         <w:tc>
           <w:tcPr>
-            <w:tcW w:type="dxa" w:w="3775"/>
+            <w:tcW w:type="dxa" w:w="3719"/>
             <w:tcBorders>
               <w:top w:val="single" w:color="000000" w:sz="4"/>
               <w:left w:val="single" w:color="000000" w:sz="4"/>
@@ -1906,7 +1906,7 @@
         </w:tc>
         <w:tc>
           <w:tcPr>
-            <w:tcW w:type="dxa" w:w="4535"/>
+            <w:tcW w:type="dxa" w:w="4591"/>
             <w:tcBorders>
               <w:top w:val="single" w:color="000000" w:sz="4"/>
               <w:left w:val="single" w:color="000000" w:sz="4"/>
@@ -2000,7 +2000,7 @@
         </w:tc>
         <w:tc>
           <w:tcPr>
-            <w:tcW w:type="dxa" w:w="3775"/>
+            <w:tcW w:type="dxa" w:w="3719"/>
             <w:tcBorders>
               <w:top w:val="single" w:color="000000" w:sz="4"/>
               <w:left w:val="single" w:color="000000" w:sz="4"/>
@@ -2062,7 +2062,7 @@
         </w:tc>
         <w:tc>
           <w:tcPr>
-            <w:tcW w:type="dxa" w:w="4535"/>
+            <w:tcW w:type="dxa" w:w="4591"/>
             <w:tcBorders>
               <w:top w:val="single" w:color="000000" w:sz="4"/>
               <w:left w:val="single" w:color="000000" w:sz="4"/>
@@ -2143,7 +2143,7 @@
         </w:tc>
         <w:tc>
           <w:tcPr>
-            <w:tcW w:type="dxa" w:w="3775"/>
+            <w:tcW w:type="dxa" w:w="3719"/>
             <w:tcBorders>
               <w:top w:val="single" w:color="000000" w:sz="4"/>
               <w:left w:val="single" w:color="000000" w:sz="4"/>
@@ -2180,7 +2180,7 @@
         </w:tc>
         <w:tc>
           <w:tcPr>
-            <w:tcW w:type="dxa" w:w="4535"/>
+            <w:tcW w:type="dxa" w:w="4591"/>
             <w:tcBorders>
               <w:top w:val="single" w:color="000000" w:sz="4"/>
               <w:left w:val="single" w:color="000000" w:sz="4"/>
@@ -2286,7 +2286,7 @@
         </w:tc>
         <w:tc>
           <w:tcPr>
-            <w:tcW w:type="dxa" w:w="3775"/>
+            <w:tcW w:type="dxa" w:w="3719"/>
             <w:tcBorders>
               <w:top w:val="single" w:color="000000" w:sz="4"/>
               <w:left w:val="single" w:color="000000" w:sz="4"/>
@@ -2323,7 +2323,7 @@
         </w:tc>
         <w:tc>
           <w:tcPr>
-            <w:tcW w:type="dxa" w:w="4535"/>
+            <w:tcW w:type="dxa" w:w="4591"/>
             <w:tcBorders>
               <w:top w:val="single" w:color="000000" w:sz="4"/>
               <w:left w:val="single" w:color="000000" w:sz="4"/>
@@ -2404,7 +2404,7 @@
         </w:tc>
         <w:tc>
           <w:tcPr>
-            <w:tcW w:type="dxa" w:w="3775"/>
+            <w:tcW w:type="dxa" w:w="3719"/>
             <w:tcBorders>
               <w:top w:val="single" w:color="000000" w:sz="4"/>
               <w:left w:val="single" w:color="000000" w:sz="4"/>
@@ -2441,7 +2441,7 @@
         </w:tc>
         <w:tc>
           <w:tcPr>
-            <w:tcW w:type="dxa" w:w="4535"/>
+            <w:tcW w:type="dxa" w:w="4591"/>
             <w:tcBorders>
               <w:top w:val="single" w:color="000000" w:sz="4"/>
               <w:left w:val="single" w:color="000000" w:sz="4"/>
@@ -2522,7 +2522,7 @@
         </w:tc>
         <w:tc>
           <w:tcPr>
-            <w:tcW w:type="dxa" w:w="3775"/>
+            <w:tcW w:type="dxa" w:w="3719"/>
             <w:tcBorders>
               <w:top w:val="single" w:color="000000" w:sz="4"/>
               <w:left w:val="single" w:color="000000" w:sz="4"/>
@@ -2559,7 +2559,7 @@
         </w:tc>
         <w:tc>
           <w:tcPr>
-            <w:tcW w:type="dxa" w:w="4535"/>
+            <w:tcW w:type="dxa" w:w="4591"/>
             <w:tcBorders>
               <w:top w:val="single" w:color="000000" w:sz="4"/>
               <w:left w:val="single" w:color="000000" w:sz="4"/>
@@ -2640,7 +2640,7 @@
         </w:tc>
         <w:tc>
           <w:tcPr>
-            <w:tcW w:type="dxa" w:w="3775"/>
+            <w:tcW w:type="dxa" w:w="3719"/>
             <w:tcBorders>
               <w:top w:val="single" w:color="000000" w:sz="4"/>
               <w:left w:val="single" w:color="000000" w:sz="4"/>
@@ -2677,7 +2677,7 @@
         </w:tc>
         <w:tc>
           <w:tcPr>
-            <w:tcW w:type="dxa" w:w="4535"/>
+            <w:tcW w:type="dxa" w:w="4591"/>
             <w:tcBorders>
               <w:top w:val="single" w:color="000000" w:sz="4"/>
               <w:left w:val="single" w:color="000000" w:sz="4"/>
@@ -2758,7 +2758,7 @@
         </w:tc>
         <w:tc>
           <w:tcPr>
-            <w:tcW w:type="dxa" w:w="3775"/>
+            <w:tcW w:type="dxa" w:w="3719"/>
             <w:tcBorders>
               <w:top w:val="single" w:color="000000" w:sz="4"/>
               <w:left w:val="single" w:color="000000" w:sz="4"/>
@@ -2795,7 +2795,7 @@
         </w:tc>
         <w:tc>
           <w:tcPr>
-            <w:tcW w:type="dxa" w:w="4535"/>
+            <w:tcW w:type="dxa" w:w="4591"/>
             <w:tcBorders>
               <w:top w:val="single" w:color="000000" w:sz="4"/>
               <w:left w:val="single" w:color="000000" w:sz="4"/>
